--- a/manuscript/tables/table2_benchmark.docx
+++ b/manuscript/tables/table2_benchmark.docx
@@ -372,7 +372,7 @@
           </w:tcPr>
           <w:p>
             <w:r>
-              <w:t>0.4345 ± 0.0168</w:t>
+              <w:t>0.3996 ± 0.0335</w:t>
             </w:r>
           </w:p>
         </w:tc>
@@ -382,7 +382,7 @@
           </w:tcPr>
           <w:p>
             <w:r>
-              <w:t>-0.3795 ± 0.0175</w:t>
+              <w:t>-0.4144 ± 0.0325</w:t>
             </w:r>
           </w:p>
         </w:tc>

--- a/manuscript/tables/table2_benchmark.docx
+++ b/manuscript/tables/table2_benchmark.docx
@@ -387,6 +387,110 @@
           </w:p>
         </w:tc>
       </w:tr>
+      <w:tr>
+        <w:tc>
+          <w:tcPr>
+            <w:tcW w:type="dxa" w:w="1728"/>
+          </w:tcPr>
+          <w:p>
+            <w:r>
+              <w:t>Chang-Zhu-Tan</w:t>
+            </w:r>
+          </w:p>
+        </w:tc>
+        <w:tc>
+          <w:tcPr>
+            <w:tcW w:type="dxa" w:w="1728"/>
+          </w:tcPr>
+          <w:p>
+            <w:r>
+              <w:t>distance</w:t>
+            </w:r>
+          </w:p>
+        </w:tc>
+        <w:tc>
+          <w:tcPr>
+            <w:tcW w:type="dxa" w:w="1728"/>
+          </w:tcPr>
+          <w:p>
+            <w:r>
+              <w:t>0.9586 ± 0.0034</w:t>
+            </w:r>
+          </w:p>
+        </w:tc>
+        <w:tc>
+          <w:tcPr>
+            <w:tcW w:type="dxa" w:w="1728"/>
+          </w:tcPr>
+          <w:p>
+            <w:r>
+              <w:t>0.9375 ± 0.0008</w:t>
+            </w:r>
+          </w:p>
+        </w:tc>
+        <w:tc>
+          <w:tcPr>
+            <w:tcW w:type="dxa" w:w="1728"/>
+          </w:tcPr>
+          <w:p>
+            <w:r>
+              <w:t>-0.0211 ± 0.0041</w:t>
+            </w:r>
+          </w:p>
+        </w:tc>
+      </w:tr>
+      <w:tr>
+        <w:tc>
+          <w:tcPr>
+            <w:tcW w:type="dxa" w:w="1728"/>
+          </w:tcPr>
+          <w:p>
+            <w:r>
+              <w:t>Chang-Zhu-Tan</w:t>
+            </w:r>
+          </w:p>
+        </w:tc>
+        <w:tc>
+          <w:tcPr>
+            <w:tcW w:type="dxa" w:w="1728"/>
+          </w:tcPr>
+          <w:p>
+            <w:r>
+              <w:t>correlation</w:t>
+            </w:r>
+          </w:p>
+        </w:tc>
+        <w:tc>
+          <w:tcPr>
+            <w:tcW w:type="dxa" w:w="1728"/>
+          </w:tcPr>
+          <w:p>
+            <w:r>
+              <w:t>0.9586 ± 0.0034</w:t>
+            </w:r>
+          </w:p>
+        </w:tc>
+        <w:tc>
+          <w:tcPr>
+            <w:tcW w:type="dxa" w:w="1728"/>
+          </w:tcPr>
+          <w:p>
+            <w:r>
+              <w:t>0.9272 ± 0.0010</w:t>
+            </w:r>
+          </w:p>
+        </w:tc>
+        <w:tc>
+          <w:tcPr>
+            <w:tcW w:type="dxa" w:w="1728"/>
+          </w:tcPr>
+          <w:p>
+            <w:r>
+              <w:t>-0.0314 ± 0.0034</w:t>
+            </w:r>
+          </w:p>
+        </w:tc>
+      </w:tr>
     </w:tbl>
     <w:sectPr>
       <w:pgSz w:w="12240" w:h="15840"/>
